--- a/project/documents/reportletters/PCTcorrectDefects.docx
+++ b/project/documents/reportletters/PCTcorrectDefects.docx
@@ -4,52 +4,89 @@
   <w:body>
     <w:p>
       <w:pPr>
-        <w:spacing w:after="0" w:line="240" w:lineRule="auto"/>
-      </w:pPr>
-      <w:r>
-        <w:t xml:space="preserve">SCHWEGMAN, LUNDBERG &amp; WOESSNER, P.A.  </w:t>
-      </w:r>
-    </w:p>
-    <w:p>
-      <w:pPr>
-        <w:spacing w:after="0" w:line="240" w:lineRule="auto"/>
-      </w:pPr>
-    </w:p>
-    <w:p>
-      <w:pPr>
-        <w:spacing w:after="0" w:line="240" w:lineRule="auto"/>
-      </w:pPr>
-      <w:r>
-        <w:t>&lt;&lt;This.WAName&gt;&gt; &lt;&lt;This.WAPhone&gt;&gt;</w:t>
-      </w:r>
-    </w:p>
-    <w:p>
-      <w:pPr>
-        <w:spacing w:after="0" w:line="240" w:lineRule="auto"/>
-      </w:pPr>
-      <w:r>
-        <w:t>&lt;&lt;This.WAEmail&gt;&gt;</w:t>
-      </w:r>
-    </w:p>
-    <w:p>
-      <w:pPr>
-        <w:spacing w:after="0" w:line="240" w:lineRule="auto"/>
-      </w:pPr>
-    </w:p>
-    <w:p>
-      <w:pPr>
-        <w:spacing w:after="0" w:line="240" w:lineRule="auto"/>
-      </w:pPr>
-      <w:r>
-        <w:t>&lt;&lt;This.paraName&gt;&gt; &lt;&lt;This.paraPhone&gt;&gt;</w:t>
-      </w:r>
-    </w:p>
-    <w:p>
-      <w:pPr>
-        <w:spacing w:after="0" w:line="240" w:lineRule="auto"/>
-      </w:pPr>
-      <w:r>
-        <w:t>&lt;&lt;This.paraEmail&gt;&gt;</w:t>
+        <w:pStyle w:val="NormalWeb"/>
+        <w:spacing w:before="0" w:beforeAutospacing="0" w:after="0" w:afterAutospacing="0"/>
+      </w:pPr>
+      <w:r>
+        <w:t xml:space="preserve">Subject line: &lt;&lt;orgName&gt;&gt;: &lt;&lt;clientRefNo&gt;&gt; / SLW Ref: &lt;&lt;matterNo&gt;&gt; / </w:t>
+      </w:r>
+      <w:r>
+        <w:t>SLW</w:t>
+      </w:r>
+      <w:r>
+        <w:t xml:space="preserve"> Report Out: </w:t>
+      </w:r>
+      <w:r>
+        <w:t>Invitation to Correct Defects</w:t>
+      </w:r>
+    </w:p>
+    <w:p>
+      <w:pPr>
+        <w:pStyle w:val="NormalWeb"/>
+        <w:spacing w:before="0" w:beforeAutospacing="0" w:after="0" w:afterAutospacing="0"/>
+      </w:pPr>
+    </w:p>
+    <w:p>
+      <w:pPr>
+        <w:pStyle w:val="NormalWeb"/>
+        <w:spacing w:before="0" w:beforeAutospacing="0" w:after="0" w:afterAutospacing="0"/>
+      </w:pPr>
+    </w:p>
+    <w:p>
+      <w:pPr>
+        <w:pStyle w:val="NormalWeb"/>
+        <w:spacing w:before="0" w:beforeAutospacing="0" w:after="0" w:afterAutospacing="0"/>
+      </w:pPr>
+    </w:p>
+    <w:p>
+      <w:pPr>
+        <w:pStyle w:val="NormalWeb"/>
+        <w:spacing w:before="0" w:beforeAutospacing="0" w:after="0" w:afterAutospacing="0"/>
+      </w:pPr>
+    </w:p>
+    <w:p>
+      <w:pPr>
+        <w:pStyle w:val="NormalWeb"/>
+      </w:pPr>
+      <w:r>
+        <w:t xml:space="preserve">SCHWEGMAN LUNDBERG &amp; WOESSNER, P.A. </w:t>
+      </w:r>
+    </w:p>
+    <w:p>
+      <w:pPr>
+        <w:pStyle w:val="NormalWeb"/>
+      </w:pPr>
+    </w:p>
+    <w:p>
+      <w:pPr>
+        <w:spacing w:after="0" w:line="240" w:lineRule="auto"/>
+      </w:pPr>
+      <w:r>
+        <w:t>&lt;&lt;This.WAName&gt;&gt; &lt;&lt;This.WAPhone&gt;</w:t>
+      </w:r>
+      <w:proofErr w:type="gramStart"/>
+      <w:r>
+        <w:t>&gt;  &lt;&lt;This.WAEmail</w:t>
+      </w:r>
+      <w:proofErr w:type="gramEnd"/>
+      <w:r>
+        <w:t>&gt;&gt;</w:t>
+      </w:r>
+    </w:p>
+    <w:p>
+      <w:pPr>
+        <w:spacing w:after="0" w:line="240" w:lineRule="auto"/>
+      </w:pPr>
+      <w:r>
+        <w:t>&lt;&lt;This.paraName&gt;&gt; &lt;&lt;This.paraPhone&gt;</w:t>
+      </w:r>
+      <w:proofErr w:type="gramStart"/>
+      <w:r>
+        <w:t>&gt;  &lt;&lt;This.paraEmail</w:t>
+      </w:r>
+      <w:proofErr w:type="gramEnd"/>
+      <w:r>
+        <w:t>&gt;&gt;</w:t>
       </w:r>
     </w:p>
     <w:p>
@@ -209,36 +246,6 @@
         <w:spacing w:after="0" w:line="240" w:lineRule="auto"/>
       </w:pPr>
     </w:p>
-    <w:p>
-      <w:pPr>
-        <w:spacing w:after="0" w:line="240" w:lineRule="auto"/>
-      </w:pPr>
-      <w:r>
-        <w:t>Reported By:</w:t>
-      </w:r>
-    </w:p>
-    <w:p>
-      <w:pPr>
-        <w:spacing w:after="0" w:line="240" w:lineRule="auto"/>
-      </w:pPr>
-    </w:p>
-    <w:p>
-      <w:pPr>
-        <w:spacing w:after="0" w:line="240" w:lineRule="auto"/>
-      </w:pPr>
-      <w:r>
-        <w:t>&lt;&lt;This.cmgName&gt;&gt;</w:t>
-      </w:r>
-    </w:p>
-    <w:p>
-      <w:pPr>
-        <w:spacing w:after="0" w:line="240" w:lineRule="auto"/>
-      </w:pPr>
-      <w:r>
-        <w:t>Attachment</w:t>
-      </w:r>
-    </w:p>
-    <w:p/>
     <w:sectPr>
       <w:pgSz w:w="12240" w:h="15840"/>
       <w:pgMar w:top="1440" w:right="1440" w:bottom="1440" w:left="1440" w:header="720" w:footer="720" w:gutter="0"/>
@@ -652,7 +659,6 @@
   <w:style w:type="character" w:default="1" w:styleId="DefaultParagraphFont">
     <w:name w:val="Default Paragraph Font"/>
     <w:uiPriority w:val="1"/>
-    <w:semiHidden/>
     <w:unhideWhenUsed/>
   </w:style>
   <w:style w:type="table" w:default="1" w:styleId="TableNormal">
@@ -675,6 +681,19 @@
     <w:uiPriority w:val="99"/>
     <w:semiHidden/>
     <w:unhideWhenUsed/>
+  </w:style>
+  <w:style w:type="paragraph" w:styleId="NormalWeb">
+    <w:name w:val="Normal (Web)"/>
+    <w:basedOn w:val="Normal"/>
+    <w:uiPriority w:val="99"/>
+    <w:unhideWhenUsed/>
+    <w:rsid w:val="0012374F"/>
+    <w:pPr>
+      <w:spacing w:before="100" w:beforeAutospacing="1" w:after="100" w:afterAutospacing="1" w:line="240" w:lineRule="auto"/>
+    </w:pPr>
+    <w:rPr>
+      <w:rFonts w:ascii="Calibri" w:hAnsi="Calibri" w:cs="Calibri"/>
+    </w:rPr>
   </w:style>
 </w:styles>
 </file>
